--- a/output/docx/ru/BUFRCREX_CodeFlag_ru_31.docx
+++ b/output/docx/ru/BUFRCREX_CodeFlag_ru_31.docx
@@ -924,7 +924,7 @@
                 <w:b w:val="0"/>
                 <w:sz w:val="16"/>
               </w:rPr>
-              <w:t>Note 74: Для представления интенсивности осадков, типа осадков и функциональных условий используются дескрипторы 0 20 024 (кодовая таблица), 0 20 021 (таблица флагов) и 0 33 005 (таблица флагов) соответственно.</w:t>
+              <w:t>Note CF74: Кодовая цифра 21 может быть использована внутри скорректированных сообщений с указанными скорректированными/замененными величинами.</w:t>
             </w:r>
           </w:p>
         </w:tc>
@@ -1095,7 +1095,7 @@
           <w:i/>
           <w:sz w:val="14"/>
         </w:rPr>
-        <w:t>Note 19: Значимость ассоциированного поля должна использоваться на первоначальном этапе совместно с качеством данных наблюдений.</w:t>
+        <w:t>Note CF19: Значимость ассоциированного поля должна использоваться на первоначальном этапе совместно с качеством данных наблюдений.</w:t>
       </w:r>
     </w:p>
     <w:p>
@@ -1105,7 +1105,7 @@
           <w:i/>
           <w:sz w:val="14"/>
         </w:rPr>
-        <w:t>Note 42: Могут быть разработаны дополнительные применения.</w:t>
+        <w:t>Note CF42: Могут быть разработаны дополнительные применения.</w:t>
       </w:r>
     </w:p>
     <w:p/>
